--- a/materials/workshop/handouts/evaluation-guide.docx
+++ b/materials/workshop/handouts/evaluation-guide.docx
@@ -159,7 +159,7 @@
         <w:pStyle w:val="FirstParagraph"/>
       </w:pPr>
       <w:r>
-        <w:t xml:space="preserve">Your prediction is scored against a target rating. The target combines the ratings that other participants have given the study so far with an expert’s rating, which counts as if 100 people had given it. Your own rating is never part of your target.</w:t>
+        <w:t xml:space="preserve">Your prediction is scored against a target rating. The target combines the ratings that other participants have given the study so far with an expert’s rating, which counts as if 100 people had given it. Only ratings of the current version of the study descriptions count, and your own rating is never part of your target.</w:t>
       </w:r>
     </w:p>
     <w:p>
@@ -412,7 +412,7 @@
     </w:p>
     <w:bookmarkEnd w:id="11"/>
     <w:bookmarkEnd w:id="12"/>
-    <w:bookmarkStart w:id="14" w:name="the-six-criteria"/>
+    <w:bookmarkStart w:id="15" w:name="the-six-criteria"/>
     <w:p>
       <w:pPr>
         <w:pStyle w:val="Heading1"/>
@@ -506,7 +506,7 @@
         <w:t xml:space="preserve"> </w:t>
       </w:r>
       <w:r>
-        <w:t xml:space="preserve">Does it build on earlier research to fill a real gap in knowledge?</w:t>
+        <w:t xml:space="preserve">Does it build soundly on earlier research and fill a real gap in knowledge?</w:t>
       </w:r>
     </w:p>
     <w:p>
@@ -657,13 +657,13 @@
               <w:t xml:space="preserve"> </w:t>
             </w:r>
             <w:r>
-              <w:t xml:space="preserve">Uses words like</w:t>
+              <w:t xml:space="preserve">Uses hype such as</w:t>
             </w:r>
             <w:r>
               <w:t xml:space="preserve"> </w:t>
             </w:r>
             <w:r>
-              <w:t xml:space="preserve">‘Miracle’</w:t>
+              <w:t xml:space="preserve">‘miracle’</w:t>
             </w:r>
             <w:r>
               <w:t xml:space="preserve">,</w:t>
@@ -672,7 +672,7 @@
               <w:t xml:space="preserve"> </w:t>
             </w:r>
             <w:r>
-              <w:t xml:space="preserve">‘Proven’</w:t>
+              <w:t xml:space="preserve">‘proves’</w:t>
             </w:r>
             <w:r>
               <w:t xml:space="preserve">,</w:t>
@@ -681,10 +681,31 @@
               <w:t xml:space="preserve"> </w:t>
             </w:r>
             <w:r>
-              <w:t xml:space="preserve">‘Cure’</w:t>
-            </w:r>
-            <w:r>
-              <w:t xml:space="preserve">. Scarier or better than the actual data.</w:t>
+              <w:t xml:space="preserve">‘cure’</w:t>
+            </w:r>
+            <w:r>
+              <w:t xml:space="preserve">,</w:t>
+            </w:r>
+            <w:r>
+              <w:t xml:space="preserve"> </w:t>
+            </w:r>
+            <w:r>
+              <w:t xml:space="preserve">‘shocking’</w:t>
+            </w:r>
+            <w:r>
+              <w:t xml:space="preserve"> </w:t>
+            </w:r>
+            <w:r>
+              <w:t xml:space="preserve">or</w:t>
+            </w:r>
+            <w:r>
+              <w:t xml:space="preserve"> </w:t>
+            </w:r>
+            <w:r>
+              <w:t xml:space="preserve">‘breakthrough’</w:t>
+            </w:r>
+            <w:r>
+              <w:t xml:space="preserve">, or promises far more than the study shows.</w:t>
             </w:r>
           </w:p>
         </w:tc>
@@ -705,7 +726,7 @@
               <w:t xml:space="preserve"> </w:t>
             </w:r>
             <w:r>
-              <w:t xml:space="preserve">Describes the finding but might leave out limitations to sound more interesting.</w:t>
+              <w:t xml:space="preserve">Calmly worded, but slightly overstates the finding or leaves out an important limit, such as who was studied or that it shows only a link.</w:t>
             </w:r>
           </w:p>
         </w:tc>
@@ -726,10 +747,13 @@
               <w:t xml:space="preserve"> </w:t>
             </w:r>
             <w:r>
-              <w:t xml:space="preserve">Boring but true. Describes exactly what happened (e.g. </w:t>
-            </w:r>
-            <w:r>
-              <w:t xml:space="preserve">‘Correlation observed in mice’</w:t>
+              <w:t xml:space="preserve">Boring but true. Says what was studied, in whom and what was found, with any key limit (for example</w:t>
+            </w:r>
+            <w:r>
+              <w:t xml:space="preserve"> </w:t>
+            </w:r>
+            <w:r>
+              <w:t xml:space="preserve">‘Coffee linked to shorter sleep in mice’</w:t>
             </w:r>
             <w:r>
               <w:t xml:space="preserve">).</w:t>
@@ -764,25 +788,13 @@
                 <w:b/>
                 <w:bCs/>
               </w:rPr>
-              <w:t xml:space="preserve">Impossible:</w:t>
+              <w:t xml:space="preserve">Closed:</w:t>
             </w:r>
             <w:r>
               <w:t xml:space="preserve"> </w:t>
             </w:r>
             <w:r>
-              <w:t xml:space="preserve">Behind a paywall (£30+), no link provided or</w:t>
-            </w:r>
-            <w:r>
-              <w:t xml:space="preserve"> </w:t>
-            </w:r>
-            <w:r>
-              <w:t xml:space="preserve">‘Contact author’</w:t>
-            </w:r>
-            <w:r>
-              <w:t xml:space="preserve"> </w:t>
-            </w:r>
-            <w:r>
-              <w:t xml:space="preserve">with no reply.</w:t>
+              <w:t xml:space="preserve">Almost no one can read it. The full paper costs money (often £30 or more) with no free copy, or only a summary is public.</w:t>
             </w:r>
           </w:p>
         </w:tc>
@@ -797,13 +809,13 @@
                 <w:b/>
                 <w:bCs/>
               </w:rPr>
-              <w:t xml:space="preserve">Difficult:</w:t>
+              <w:t xml:space="preserve">Restricted:</w:t>
             </w:r>
             <w:r>
               <w:t xml:space="preserve"> </w:t>
             </w:r>
             <w:r>
-              <w:t xml:space="preserve">Requires university login, searching through specific databases or requesting via forums.</w:t>
+              <w:t xml:space="preserve">Only some people can read it free. Readers need a university login or a sign-up, or must ask for a copy or know where to find one.</w:t>
             </w:r>
           </w:p>
         </w:tc>
@@ -824,7 +836,7 @@
               <w:t xml:space="preserve"> </w:t>
             </w:r>
             <w:r>
-              <w:t xml:space="preserve">One-click access to the full PDF. Free for everyone (Open Access).</w:t>
+              <w:t xml:space="preserve">Anyone can read the full paper or report free online, with no login or sign-up (open access).</w:t>
             </w:r>
           </w:p>
         </w:tc>
@@ -862,19 +874,7 @@
               <w:t xml:space="preserve"> </w:t>
             </w:r>
             <w:r>
-              <w:t xml:space="preserve">Marketing blogs,</w:t>
-            </w:r>
-            <w:r>
-              <w:t xml:space="preserve"> </w:t>
-            </w:r>
-            <w:r>
-              <w:t xml:space="preserve">‘Predatory’</w:t>
-            </w:r>
-            <w:r>
-              <w:t xml:space="preserve"> </w:t>
-            </w:r>
-            <w:r>
-              <w:t xml:space="preserve">journals (pay-to-publish) or corporate white papers.</w:t>
+              <w:t xml:space="preserve">Predatory journals (pay to publish, no real peer review), blogs, websites, videos or magazines with no outside checks. Also reports by companies or interest groups on their own products (white papers).</w:t>
             </w:r>
           </w:p>
         </w:tc>
@@ -889,13 +889,13 @@
                 <w:b/>
                 <w:bCs/>
               </w:rPr>
-              <w:t xml:space="preserve">Unverified:</w:t>
+              <w:t xml:space="preserve">Use with caution:</w:t>
             </w:r>
             <w:r>
               <w:t xml:space="preserve"> </w:t>
             </w:r>
             <w:r>
-              <w:t xml:space="preserve">Preprints (not yet reviewed), or mid-tier journals that sometimes favour hype.</w:t>
+              <w:t xml:space="preserve">Preprints (not yet peer reviewed) and average or less selective journals, or ones keen on eye-catching results. Also peer-reviewed work paid for or checked by people with a stake in the result.</w:t>
             </w:r>
           </w:p>
         </w:tc>
@@ -916,7 +916,7 @@
               <w:t xml:space="preserve"> </w:t>
             </w:r>
             <w:r>
-              <w:t xml:space="preserve">Top-tier peer-reviewed journals, reputable independent research institutes or government bodies.</w:t>
+              <w:t xml:space="preserve">Selective or well-established peer-reviewed journals (such as those of large scientific societies), independent research bodies or government agencies. No funder has a stake in the result.</w:t>
             </w:r>
           </w:p>
         </w:tc>
@@ -948,13 +948,13 @@
                 <w:b/>
                 <w:bCs/>
               </w:rPr>
-              <w:t xml:space="preserve">Nonsense:</w:t>
+              <w:t xml:space="preserve">Unfounded:</w:t>
             </w:r>
             <w:r>
               <w:t xml:space="preserve"> </w:t>
             </w:r>
             <w:r>
-              <w:t xml:space="preserve">Ignores all previous science. Invents new laws of physics/biology without proof.</w:t>
+              <w:t xml:space="preserve">Ignores or goes against well-established science, or rests on an idea with no evidence behind it.</w:t>
             </w:r>
           </w:p>
         </w:tc>
@@ -969,13 +969,13 @@
                 <w:b/>
                 <w:bCs/>
               </w:rPr>
-              <w:t xml:space="preserve">Standard:</w:t>
+              <w:t xml:space="preserve">Sound but limited:</w:t>
             </w:r>
             <w:r>
               <w:t xml:space="preserve"> </w:t>
             </w:r>
             <w:r>
-              <w:t xml:space="preserve">Repeats what we already know without adding much new value.</w:t>
+              <w:t xml:space="preserve">Builds reasonably on accepted research, but has a weak point. It rests on an untested assumption, skips other explanations or fills no clear gap.</w:t>
             </w:r>
           </w:p>
         </w:tc>
@@ -996,7 +996,7 @@
               <w:t xml:space="preserve"> </w:t>
             </w:r>
             <w:r>
-              <w:t xml:space="preserve">Fills a clear gap in knowledge. Uses past research responsibly to build a new argument.</w:t>
+              <w:t xml:space="preserve">Uses past research responsibly to fill a clear gap in knowledge. Examples are a new question or a needed replication (repeating a study whose result is still uncertain).</w:t>
             </w:r>
           </w:p>
         </w:tc>
@@ -1034,7 +1034,7 @@
               <w:t xml:space="preserve"> </w:t>
             </w:r>
             <w:r>
-              <w:t xml:space="preserve">Tiny sample size. No control group. Data is secret/hidden.</w:t>
+              <w:t xml:space="preserve">No real study, a tiny sample, hand-picked evidence or a measure that cannot answer the question. No fair comparison (no control group, or groups that differ in obvious ways). The data are kept secret.</w:t>
             </w:r>
           </w:p>
         </w:tc>
@@ -1055,7 +1055,7 @@
               <w:t xml:space="preserve"> </w:t>
             </w:r>
             <w:r>
-              <w:t xml:space="preserve">Decent sample size. Standard methods. Data available upon request.</w:t>
+              <w:t xml:space="preserve">A reasonable design and sample, but with clear weak points, for example no blinding, a one-off survey or people rating themselves. Data are partly shared or available on request.</w:t>
             </w:r>
           </w:p>
         </w:tc>
@@ -1076,7 +1076,7 @@
               <w:t xml:space="preserve"> </w:t>
             </w:r>
             <w:r>
-              <w:t xml:space="preserve">Preregistration, large sample size, gold-standard controls and fully available materials and data.</w:t>
+              <w:t xml:space="preserve">A strong design and a large enough sample for the question, for example groups chosen by chance, blinding, a preregistered plan and independent checks. Data are open, or shared through a set process that protects privacy.</w:t>
             </w:r>
           </w:p>
         </w:tc>
@@ -1114,7 +1114,7 @@
               <w:t xml:space="preserve"> </w:t>
             </w:r>
             <w:r>
-              <w:t xml:space="preserve">Claims a fact based on a guess. Confuses correlation with causation.</w:t>
+              <w:t xml:space="preserve">Claims far more than the evidence shows. It may treat a link as proof of cause or claim effects that were never measured.</w:t>
             </w:r>
           </w:p>
         </w:tc>
@@ -1135,7 +1135,7 @@
               <w:t xml:space="preserve"> </w:t>
             </w:r>
             <w:r>
-              <w:t xml:space="preserve">Conclusion mostly fits the results but ignores some alternative explanations.</w:t>
+              <w:t xml:space="preserve">Mostly fits the evidence, but plays down limits or leaves out other explanations.</w:t>
             </w:r>
           </w:p>
         </w:tc>
@@ -1156,15 +1156,33 @@
               <w:t xml:space="preserve"> </w:t>
             </w:r>
             <w:r>
-              <w:t xml:space="preserve">Very careful. Admits what they don’t know. Claims only what the data proves.</w:t>
+              <w:t xml:space="preserve">Careful. Claims only what the evidence shows and says plainly what the study cannot show.</w:t>
             </w:r>
           </w:p>
         </w:tc>
       </w:tr>
     </w:tbl>
     <w:bookmarkEnd w:id="13"/>
+    <w:bookmarkStart w:id="14" w:name="about-the-access-criterion"/>
+    <w:p>
+      <w:pPr>
+        <w:pStyle w:val="Heading2"/>
+      </w:pPr>
+      <w:r>
+        <w:t xml:space="preserve">About the Access criterion</w:t>
+      </w:r>
+    </w:p>
+    <w:p>
+      <w:pPr>
+        <w:pStyle w:val="FirstParagraph"/>
+      </w:pPr>
+      <w:r>
+        <w:t xml:space="preserve">Access is about openness. It asks who can read the full study and whether they must pay, log in or ask for a copy. It does not tell you whether the findings are correct. A free paper can be poor and a paywalled one excellent. So rate Access on openness alone and judge the evidence with the other five criteria.</w:t>
+      </w:r>
+    </w:p>
     <w:bookmarkEnd w:id="14"/>
-    <w:bookmarkStart w:id="15" w:name="from-six-criteria-to-one-rating"/>
+    <w:bookmarkEnd w:id="15"/>
+    <w:bookmarkStart w:id="17" w:name="from-six-criteria-to-one-rating"/>
     <w:p>
       <w:pPr>
         <w:pStyle w:val="Heading1"/>
@@ -1186,7 +1204,13 @@
         <w:pStyle w:val="BodyText"/>
       </w:pPr>
       <w:r>
-        <w:t xml:space="preserve">The three columns of the rubric use the same scale as your rating: Low (1–2), Medium (3–5) and High (6–7).</w:t>
+        <w:t xml:space="preserve">When you rate a study, the app asks:</w:t>
+      </w:r>
+      <w:r>
+        <w:t xml:space="preserve"> </w:t>
+      </w:r>
+      <w:r>
+        <w:t xml:space="preserve">‘How good is this study overall? Weigh up the six criteria.’</w:t>
       </w:r>
     </w:p>
     <w:p>
@@ -1194,33 +1218,54 @@
         <w:pStyle w:val="BodyText"/>
       </w:pPr>
       <w:r>
-        <w:t xml:space="preserve">When you rate a study, the app asks:</w:t>
+        <w:t xml:space="preserve">First give each criterion a band: Low, Medium or High. Then start from the band that most criteria share. Mostly Low points to a rating of 1 or 2, mostly Medium to 3 to 5 and mostly High to 6 or 7. The other bands then move you up or down. All Medium is about 4; mostly Medium with one Low is about 3; mostly Medium with one High is about 5. These are rules of thumb, not a formula.</w:t>
+      </w:r>
+    </w:p>
+    <w:p>
+      <w:pPr>
+        <w:pStyle w:val="BodyText"/>
+      </w:pPr>
+      <w:r>
+        <w:t xml:space="preserve">After each study, the expert’s feedback gives a band for each criterion and a summary of how the expert weighed them up, so you can compare your judgement with the expert’s.</w:t>
+      </w:r>
+    </w:p>
+    <w:p>
+      <w:pPr>
+        <w:pStyle w:val="BodyText"/>
+      </w:pPr>
+      <w:r>
+        <w:t xml:space="preserve">At the end you share 20 tokens between the six criteria to show which matter most to you.</w:t>
+      </w:r>
+    </w:p>
+    <w:bookmarkStart w:id="16" w:name="a-worked-example"/>
+    <w:p>
+      <w:pPr>
+        <w:pStyle w:val="Heading2"/>
+      </w:pPr>
+      <w:r>
+        <w:t xml:space="preserve">A worked example</w:t>
+      </w:r>
+    </w:p>
+    <w:p>
+      <w:pPr>
+        <w:pStyle w:val="FirstParagraph"/>
+      </w:pPr>
+      <w:r>
+        <w:t xml:space="preserve">Take a study of whether a brain-training app improves memory. The title,</w:t>
       </w:r>
       <w:r>
         <w:t xml:space="preserve"> </w:t>
       </w:r>
       <w:r>
-        <w:t xml:space="preserve">‘How good is this study overall? Weigh up the six criteria.’</w:t>
-      </w:r>
-    </w:p>
-    <w:p>
-      <w:pPr>
-        <w:pStyle w:val="BodyText"/>
-      </w:pPr>
-      <w:r>
-        <w:t xml:space="preserve">After each study, the expert’s feedback gives a band for each criterion and a summary of how the expert weighed them up, so you can compare your judgement with the expert’s.</w:t>
-      </w:r>
-    </w:p>
-    <w:p>
-      <w:pPr>
-        <w:pStyle w:val="BodyText"/>
-      </w:pPr>
-      <w:r>
-        <w:t xml:space="preserve">At the end you share 20 tokens between the six criteria to show which matter most to you.</w:t>
-      </w:r>
-    </w:p>
-    <w:bookmarkEnd w:id="15"/>
-    <w:bookmarkStart w:id="17" w:name="glossary"/>
+        <w:t xml:space="preserve">‘Brain-training app may boost memory’</w:t>
+      </w:r>
+      <w:r>
+        <w:t xml:space="preserve">, leaves out how small the test was (Medium). Readers need a university login to see the full paper (Medium). It appeared in a peer-reviewed journal that accepts most papers it receives (Medium). It builds on memory research but assumes that better scores in the app mean a better memory in daily life (Medium). Only 30 volunteers took part, with no comparison group and no shared data (Low). The authors say the app may help but do not mention that people improve at any test with practice (Medium). That is mostly Medium with one Low, so about 3 is a fair rating.</w:t>
+      </w:r>
+    </w:p>
+    <w:bookmarkEnd w:id="16"/>
+    <w:bookmarkEnd w:id="17"/>
+    <w:bookmarkStart w:id="19" w:name="glossary"/>
     <w:p>
       <w:pPr>
         <w:pStyle w:val="Heading1"/>
@@ -1242,22 +1287,6 @@
         <w:pStyle w:val="DefinitionTerm"/>
       </w:pPr>
       <w:r>
-        <w:t xml:space="preserve">Abstract</w:t>
-      </w:r>
-    </w:p>
-    <w:p>
-      <w:pPr>
-        <w:pStyle w:val="Definition"/>
-      </w:pPr>
-      <w:r>
-        <w:t xml:space="preserve">A brief summary at the beginning of a research paper outlining the study’s purpose, methods, results and conclusions.</w:t>
-      </w:r>
-    </w:p>
-    <w:p>
-      <w:pPr>
-        <w:pStyle w:val="DefinitionTerm"/>
-      </w:pPr>
-      <w:r>
         <w:t xml:space="preserve">Actigraphy</w:t>
       </w:r>
     </w:p>
@@ -1274,6 +1303,95 @@
         <w:pStyle w:val="DefinitionTerm"/>
       </w:pPr>
       <w:r>
+        <w:t xml:space="preserve">Anonymised Data</w:t>
+      </w:r>
+    </w:p>
+    <w:p>
+      <w:pPr>
+        <w:pStyle w:val="Definition"/>
+      </w:pPr>
+      <w:r>
+        <w:t xml:space="preserve">Data from which names and any other details that could identify people have been removed, so that they can be shared while protecting privacy.</w:t>
+      </w:r>
+    </w:p>
+    <w:p>
+      <w:pPr>
+        <w:pStyle w:val="DefinitionTerm"/>
+      </w:pPr>
+      <w:r>
+        <w:t xml:space="preserve">Antibody</w:t>
+      </w:r>
+    </w:p>
+    <w:p>
+      <w:pPr>
+        <w:pStyle w:val="Definition"/>
+      </w:pPr>
+      <w:r>
+        <w:t xml:space="preserve">A protein that the immune system makes to recognise and fight germs. There are several types; IgA, for example, is found in saliva.</w:t>
+      </w:r>
+    </w:p>
+    <w:p>
+      <w:pPr>
+        <w:pStyle w:val="DefinitionTerm"/>
+      </w:pPr>
+      <w:r>
+        <w:t xml:space="preserve">Appendix</w:t>
+      </w:r>
+    </w:p>
+    <w:p>
+      <w:pPr>
+        <w:pStyle w:val="Definition"/>
+      </w:pPr>
+      <w:r>
+        <w:t xml:space="preserve">Extra material at the end of a paper or report, or in a separate online file, such as detailed tables, figures or methods that do not fit in the main text.</w:t>
+      </w:r>
+    </w:p>
+    <w:p>
+      <w:pPr>
+        <w:pStyle w:val="DefinitionTerm"/>
+      </w:pPr>
+      <w:r>
+        <w:t xml:space="preserve">Bias</w:t>
+      </w:r>
+    </w:p>
+    <w:p>
+      <w:pPr>
+        <w:pStyle w:val="Definition"/>
+      </w:pPr>
+      <w:r>
+        <w:t xml:space="preserve">Anything that pushes a study’s results away from the truth in one direction, such as how people were chosen, what they or the researchers expected or who paid for the work. Recall bias comes from mistakes in what people remember. In everyday speech, bias also means treating a group unfairly, as in</w:t>
+      </w:r>
+      <w:r>
+        <w:t xml:space="preserve"> </w:t>
+      </w:r>
+      <w:r>
+        <w:t xml:space="preserve">‘gender bias’</w:t>
+      </w:r>
+      <w:r>
+        <w:t xml:space="preserve">.</w:t>
+      </w:r>
+    </w:p>
+    <w:p>
+      <w:pPr>
+        <w:pStyle w:val="DefinitionTerm"/>
+      </w:pPr>
+      <w:r>
+        <w:t xml:space="preserve">Biotechnology</w:t>
+      </w:r>
+    </w:p>
+    <w:p>
+      <w:pPr>
+        <w:pStyle w:val="Definition"/>
+      </w:pPr>
+      <w:r>
+        <w:t xml:space="preserve">Using living things, such as bacteria or the genes of plants, to make products. Biotech companies make, for example, medicines or genetically modified (GM) seeds, whose genes have been changed in a lab.</w:t>
+      </w:r>
+    </w:p>
+    <w:p>
+      <w:pPr>
+        <w:pStyle w:val="DefinitionTerm"/>
+      </w:pPr>
+      <w:r>
         <w:t xml:space="preserve">Blinding</w:t>
       </w:r>
     </w:p>
@@ -1314,7 +1432,35 @@
         <w:pStyle w:val="Definition"/>
       </w:pPr>
       <w:r>
-        <w:t xml:space="preserve">A reference to another study or source, showing where information came from and allowing readers to verify claims.</w:t>
+        <w:t xml:space="preserve">A reference in one piece of research to another study or source, showing where information came from so that readers can check it. A study is</w:t>
+      </w:r>
+      <w:r>
+        <w:t xml:space="preserve"> </w:t>
+      </w:r>
+      <w:r>
+        <w:t xml:space="preserve">‘cited’</w:t>
+      </w:r>
+      <w:r>
+        <w:t xml:space="preserve"> </w:t>
+      </w:r>
+      <w:r>
+        <w:t xml:space="preserve">each time later research refers to it, and how often a journal’s papers are cited is one rough sign of its standing (see Impact Factor).</w:t>
+      </w:r>
+    </w:p>
+    <w:p>
+      <w:pPr>
+        <w:pStyle w:val="DefinitionTerm"/>
+      </w:pPr>
+      <w:r>
+        <w:t xml:space="preserve">Code</w:t>
+      </w:r>
+    </w:p>
+    <w:p>
+      <w:pPr>
+        <w:pStyle w:val="Definition"/>
+      </w:pPr>
+      <w:r>
+        <w:t xml:space="preserve">The computer instructions that researchers write to analyse their data. When the code is shared, others can rerun the analysis and check that they get the same results.</w:t>
       </w:r>
     </w:p>
     <w:p>
@@ -1346,7 +1492,7 @@
         <w:pStyle w:val="Definition"/>
       </w:pPr>
       <w:r>
-        <w:t xml:space="preserve">When researchers have financial, professional or personal interests that could influence their work. Good studies declare these transparently.</w:t>
+        <w:t xml:space="preserve">When researchers or their funders have financial, professional or personal interests that could sway the work, such as a company paying for a test of its own product. Researchers should declare these openly, but declaring a conflict does not remove it.</w:t>
       </w:r>
     </w:p>
     <w:p>
@@ -1362,7 +1508,7 @@
         <w:pStyle w:val="Definition"/>
       </w:pPr>
       <w:r>
-        <w:t xml:space="preserve">A third factor that influences both the supposed cause and the outcome, creating a link between them that is not causal. For example, wealth may explain why people who buy organic food are healthier.</w:t>
+        <w:t xml:space="preserve">A third factor that influences both the supposed cause and the outcome, creating a link between them that is not causal. For example, wealth may explain why people who buy organic food are healthier. Researchers can allow for (adjust for) confounders they have measured, but not for ones they have not.</w:t>
       </w:r>
     </w:p>
     <w:p>
@@ -1378,7 +1524,7 @@
         <w:pStyle w:val="Definition"/>
       </w:pPr>
       <w:r>
-        <w:t xml:space="preserve">A comparison group that doesn’t receive the treatment being tested, used to determine if an intervention actually works.</w:t>
+        <w:t xml:space="preserve">A comparison group that does not get the treatment being tested. Comparing it with the treated group shows whether the treatment itself made a difference.</w:t>
       </w:r>
     </w:p>
     <w:p>
@@ -1394,7 +1540,7 @@
         <w:pStyle w:val="Definition"/>
       </w:pPr>
       <w:r>
-        <w:t xml:space="preserve">Correlation means two things happen together; causation means one causes the other. Correlation does NOT prove causation.</w:t>
+        <w:t xml:space="preserve">Correlation means two things go together, which is often called a link. Causation means one actually causes the other. A correlation alone does not prove causation.</w:t>
       </w:r>
     </w:p>
     <w:p>
@@ -1418,6 +1564,22 @@
         <w:pStyle w:val="DefinitionTerm"/>
       </w:pPr>
       <w:r>
+        <w:t xml:space="preserve">Crossover Trial</w:t>
+      </w:r>
+    </w:p>
+    <w:p>
+      <w:pPr>
+        <w:pStyle w:val="Definition"/>
+      </w:pPr>
+      <w:r>
+        <w:t xml:space="preserve">A trial in which each participant tries every condition being compared, one after another and usually in random order. Each person then acts as their own comparison.</w:t>
+      </w:r>
+    </w:p>
+    <w:p>
+      <w:pPr>
+        <w:pStyle w:val="DefinitionTerm"/>
+      </w:pPr>
+      <w:r>
         <w:t xml:space="preserve">Data</w:t>
       </w:r>
     </w:p>
@@ -1426,7 +1588,39 @@
         <w:pStyle w:val="Definition"/>
       </w:pPr>
       <w:r>
-        <w:t xml:space="preserve">The information collected during a study, which can include measurements, observations, survey responses or other recorded facts.</w:t>
+        <w:t xml:space="preserve">The information collected during a study, such as measurements, observations or survey answers. Raw data are the individual records; summary data are totals or averages, which others cannot fully recheck.</w:t>
+      </w:r>
+    </w:p>
+    <w:p>
+      <w:pPr>
+        <w:pStyle w:val="DefinitionTerm"/>
+      </w:pPr>
+      <w:r>
+        <w:t xml:space="preserve">Data Archive</w:t>
+      </w:r>
+    </w:p>
+    <w:p>
+      <w:pPr>
+        <w:pStyle w:val="Definition"/>
+      </w:pPr>
+      <w:r>
+        <w:t xml:space="preserve">A public website where researchers store data, code and study plans so that others can download and check them. The Open Science Framework (OSF) is one free example.</w:t>
+      </w:r>
+    </w:p>
+    <w:p>
+      <w:pPr>
+        <w:pStyle w:val="DefinitionTerm"/>
+      </w:pPr>
+      <w:r>
+        <w:t xml:space="preserve">Dropout</w:t>
+      </w:r>
+    </w:p>
+    <w:p>
+      <w:pPr>
+        <w:pStyle w:val="Definition"/>
+      </w:pPr>
+      <w:r>
+        <w:t xml:space="preserve">A participant who leaves a study before the end. If many people drop out, or those who leave differ from those who stay, the results can be biased.</w:t>
       </w:r>
     </w:p>
     <w:p>
@@ -1463,6 +1657,22 @@
         <w:pStyle w:val="DefinitionTerm"/>
       </w:pPr>
       <w:r>
+        <w:t xml:space="preserve">Ethics Review</w:t>
+      </w:r>
+    </w:p>
+    <w:p>
+      <w:pPr>
+        <w:pStyle w:val="Definition"/>
+      </w:pPr>
+      <w:r>
+        <w:t xml:space="preserve">A check by an independent committee that a study protects the people taking part, including their privacy. Researchers may need one before they can use or share sensitive data such as patient records, and it can take months.</w:t>
+      </w:r>
+    </w:p>
+    <w:p>
+      <w:pPr>
+        <w:pStyle w:val="DefinitionTerm"/>
+      </w:pPr>
+      <w:r>
         <w:t xml:space="preserve">Heterogeneity</w:t>
       </w:r>
     </w:p>
@@ -1479,6 +1689,22 @@
         <w:pStyle w:val="DefinitionTerm"/>
       </w:pPr>
       <w:r>
+        <w:t xml:space="preserve">Historical Controls</w:t>
+      </w:r>
+    </w:p>
+    <w:p>
+      <w:pPr>
+        <w:pStyle w:val="Definition"/>
+      </w:pPr>
+      <w:r>
+        <w:t xml:space="preserve">A comparison group taken from past records, such as earlier patients at the same clinics, instead of people chosen by chance at the same time. The two groups may differ in other ways, such as the care they had or how they were tested.</w:t>
+      </w:r>
+    </w:p>
+    <w:p>
+      <w:pPr>
+        <w:pStyle w:val="DefinitionTerm"/>
+      </w:pPr>
+      <w:r>
         <w:t xml:space="preserve">Hypothesis</w:t>
       </w:r>
     </w:p>
@@ -1503,7 +1729,39 @@
         <w:pStyle w:val="Definition"/>
       </w:pPr>
       <w:r>
-        <w:t xml:space="preserve">The average number of times a journal’s recent articles are cited by other research. It is a rough sign of a journal’s prestige but says little about the quality of any single study.</w:t>
+        <w:t xml:space="preserve">The average number of times a journal’s recent articles are cited by other research. It is a rough sign of a journal’s standing but says little about the quality of any single study.</w:t>
+      </w:r>
+    </w:p>
+    <w:p>
+      <w:pPr>
+        <w:pStyle w:val="DefinitionTerm"/>
+      </w:pPr>
+      <w:r>
+        <w:t xml:space="preserve">Margin of Error</w:t>
+      </w:r>
+    </w:p>
+    <w:p>
+      <w:pPr>
+        <w:pStyle w:val="Definition"/>
+      </w:pPr>
+      <w:r>
+        <w:t xml:space="preserve">A range that shows how precise a result is. A result of 40% with a margin of error of 3 points means the true value probably lies between 37% and 43%. Scientists also call this the uncertainty of an estimate.</w:t>
+      </w:r>
+    </w:p>
+    <w:p>
+      <w:pPr>
+        <w:pStyle w:val="DefinitionTerm"/>
+      </w:pPr>
+      <w:r>
+        <w:t xml:space="preserve">Matching</w:t>
+      </w:r>
+    </w:p>
+    <w:p>
+      <w:pPr>
+        <w:pStyle w:val="Definition"/>
+      </w:pPr>
+      <w:r>
+        <w:t xml:space="preserve">Choosing a comparison group that is like the group being studied in key ways, such as age or income. It is used when chance cannot decide who joins which group, but the groups may still differ in ways no one measured.</w:t>
       </w:r>
     </w:p>
     <w:p>
@@ -1535,7 +1793,48 @@
         <w:pStyle w:val="Definition"/>
       </w:pPr>
       <w:r>
-        <w:t xml:space="preserve">The section describing how the study was conducted, including participants, materials, procedures and analysis techniques.</w:t>
+        <w:t xml:space="preserve">The part of a paper that explains how the study was done: who took part, what was measured and how the data were analysed. The study cards summarise it under</w:t>
+      </w:r>
+      <w:r>
+        <w:t xml:space="preserve"> </w:t>
+      </w:r>
+      <w:r>
+        <w:t xml:space="preserve">‘Methods &amp; Data’</w:t>
+      </w:r>
+      <w:r>
+        <w:t xml:space="preserve">.</w:t>
+      </w:r>
+    </w:p>
+    <w:p>
+      <w:pPr>
+        <w:pStyle w:val="DefinitionTerm"/>
+      </w:pPr>
+      <w:r>
+        <w:t xml:space="preserve">Model</w:t>
+      </w:r>
+    </w:p>
+    <w:p>
+      <w:pPr>
+        <w:pStyle w:val="Definition"/>
+      </w:pPr>
+      <w:r>
+        <w:t xml:space="preserve">A simplified version of something real, often a computer program built from equations and data, used to explain or predict how it behaves. Climate models, for example, estimate future temperatures; statistical models describe patterns in data.</w:t>
+      </w:r>
+    </w:p>
+    <w:p>
+      <w:pPr>
+        <w:pStyle w:val="DefinitionTerm"/>
+      </w:pPr>
+      <w:r>
+        <w:t xml:space="preserve">Narrative Review</w:t>
+      </w:r>
+    </w:p>
+    <w:p>
+      <w:pPr>
+        <w:pStyle w:val="Definition"/>
+      </w:pPr>
+      <w:r>
+        <w:t xml:space="preserve">A review in which the authors choose which studies to discuss, without a search plan set in advance. It can be a useful overview, but it is easier to leave out studies that disagree than in a systematic review.</w:t>
       </w:r>
     </w:p>
     <w:p>
@@ -1567,7 +1866,7 @@
         <w:pStyle w:val="Definition"/>
       </w:pPr>
       <w:r>
-        <w:t xml:space="preserve">Research papers that are freely available to read online without a paywall or subscription. Anyone can access the full text immediately.</w:t>
+        <w:t xml:space="preserve">Research papers that anyone can read free online, with no paywall, login or subscription. Open access is about who can read a paper, not whether its findings are correct.</w:t>
       </w:r>
     </w:p>
     <w:p>
@@ -1583,23 +1882,7 @@
         <w:pStyle w:val="Definition"/>
       </w:pPr>
       <w:r>
-        <w:t xml:space="preserve">When researchers make their raw data publicly available so others can verify results and conduct their own analyses.</w:t>
-      </w:r>
-    </w:p>
-    <w:p>
-      <w:pPr>
-        <w:pStyle w:val="DefinitionTerm"/>
-      </w:pPr>
-      <w:r>
-        <w:t xml:space="preserve">Open Science Framework (OSF)</w:t>
-      </w:r>
-    </w:p>
-    <w:p>
-      <w:pPr>
-        <w:pStyle w:val="Definition"/>
-      </w:pPr>
-      <w:r>
-        <w:t xml:space="preserve">A free online platform where researchers can preregister studies and share their data, code and materials so that others can check and reuse them.</w:t>
+        <w:t xml:space="preserve">When researchers make their raw data free for anyone to download, so that others can check the results and run their own analyses.</w:t>
       </w:r>
     </w:p>
     <w:p>
@@ -1623,6 +1906,22 @@
         <w:pStyle w:val="DefinitionTerm"/>
       </w:pPr>
       <w:r>
+        <w:t xml:space="preserve">Patent</w:t>
+      </w:r>
+    </w:p>
+    <w:p>
+      <w:pPr>
+        <w:pStyle w:val="Definition"/>
+      </w:pPr>
+      <w:r>
+        <w:t xml:space="preserve">A legal right to an invention, which stops others from making or selling it for a number of years. Researchers may keep details secret until a patent is granted.</w:t>
+      </w:r>
+    </w:p>
+    <w:p>
+      <w:pPr>
+        <w:pStyle w:val="DefinitionTerm"/>
+      </w:pPr>
+      <w:r>
         <w:t xml:space="preserve">Paywall</w:t>
       </w:r>
     </w:p>
@@ -1631,7 +1930,7 @@
         <w:pStyle w:val="Definition"/>
       </w:pPr>
       <w:r>
-        <w:t xml:space="preserve">A barrier that requires payment (often £30+) or institutional access to read a research paper. This limits who can verify the science.</w:t>
+        <w:t xml:space="preserve">A barrier that means you must pay to read a paper, often £30 or more. Universities pay subscriptions so that their staff and students can read many papers through a login, but most other people cannot.</w:t>
       </w:r>
     </w:p>
     <w:p>
@@ -1647,7 +1946,7 @@
         <w:pStyle w:val="Definition"/>
       </w:pPr>
       <w:r>
-        <w:t xml:space="preserve">A process where other experts in the field evaluate a research paper before publication to check its quality and validity.</w:t>
+        <w:t xml:space="preserve">Checking of a research paper by other experts in the field before it is published. It catches many problems but not all, and how thorough it is varies between journals.</w:t>
       </w:r>
     </w:p>
     <w:p>
@@ -1679,7 +1978,7 @@
         <w:pStyle w:val="Definition"/>
       </w:pPr>
       <w:r>
-        <w:t xml:space="preserve">A publication that charges authors fees but skips proper peer review. Many reputable open-access journals also charge publication fees; the warning sign is the missing quality control. These journals prioritise profit over scientific quality.</w:t>
+        <w:t xml:space="preserve">A journal that charges authors a fee but skips real peer review. Many trustworthy open-access journals also charge fees; the warning sign is the missing quality control, such as very fast publication or no named editors. These journals put profit before scientific quality.</w:t>
       </w:r>
     </w:p>
     <w:p>
@@ -1695,7 +1994,7 @@
         <w:pStyle w:val="Definition"/>
       </w:pPr>
       <w:r>
-        <w:t xml:space="preserve">An early version of a research paper shared publicly before peer review. Useful for rapid communication but not yet vetted by experts.</w:t>
+        <w:t xml:space="preserve">An early version of a research paper shared publicly before peer review, often on a preprint server (a public website for preprints). It lets research spread quickly, but experts have not yet checked it.</w:t>
       </w:r>
     </w:p>
     <w:p>
@@ -1711,7 +2010,23 @@
         <w:pStyle w:val="Definition"/>
       </w:pPr>
       <w:r>
-        <w:t xml:space="preserve">Declaring your research plan and analysis methods publicly before collecting data, which reduces bias and questionable research practices.</w:t>
+        <w:t xml:space="preserve">Publicly recording a study’s plan, including what will be measured and how the data will be analysed, before the data are collected or analysed. Readers can then see whether researchers changed their questions or analyses after seeing the results.</w:t>
+      </w:r>
+    </w:p>
+    <w:p>
+      <w:pPr>
+        <w:pStyle w:val="DefinitionTerm"/>
+      </w:pPr>
+      <w:r>
+        <w:t xml:space="preserve">Press Release</w:t>
+      </w:r>
+    </w:p>
+    <w:p>
+      <w:pPr>
+        <w:pStyle w:val="Definition"/>
+      </w:pPr>
+      <w:r>
+        <w:t xml:space="preserve">A short statement written by a university, journal or company to get news coverage for a study. It is not the study itself and may leave out its limits.</w:t>
       </w:r>
     </w:p>
     <w:p>
@@ -1735,6 +2050,22 @@
         <w:pStyle w:val="DefinitionTerm"/>
       </w:pPr>
       <w:r>
+        <w:t xml:space="preserve">Regulator</w:t>
+      </w:r>
+    </w:p>
+    <w:p>
+      <w:pPr>
+        <w:pStyle w:val="Definition"/>
+      </w:pPr>
+      <w:r>
+        <w:t xml:space="preserve">A government body that checks that products such as medicines and vaccines are safe, before and after they go on sale.</w:t>
+      </w:r>
+    </w:p>
+    <w:p>
+      <w:pPr>
+        <w:pStyle w:val="DefinitionTerm"/>
+      </w:pPr>
+      <w:r>
         <w:t xml:space="preserve">Replication</w:t>
       </w:r>
     </w:p>
@@ -1743,7 +2074,7 @@
         <w:pStyle w:val="Definition"/>
       </w:pPr>
       <w:r>
-        <w:t xml:space="preserve">Repeating a study to see if the same results occur. Replicable findings are more trustworthy than one-off results.</w:t>
+        <w:t xml:space="preserve">Repeating a study to see if the same results occur. Results that hold up when repeated are more trustworthy than one-off results, and a replication is most needed when an earlier result is new or uncertain.</w:t>
       </w:r>
     </w:p>
     <w:p>
@@ -1759,7 +2090,16 @@
         <w:pStyle w:val="Definition"/>
       </w:pPr>
       <w:r>
-        <w:t xml:space="preserve">The section presenting what the study found, including statistical outcomes and data visualisations.</w:t>
+        <w:t xml:space="preserve">What a study found, such as measurements and the outcomes of statistical tests, before the authors explain what they think it means. On the study cards, the main results usually appear under</w:t>
+      </w:r>
+      <w:r>
+        <w:t xml:space="preserve"> </w:t>
+      </w:r>
+      <w:r>
+        <w:t xml:space="preserve">‘Conclusion’</w:t>
+      </w:r>
+      <w:r>
+        <w:t xml:space="preserve">, next to the authors’ claims.</w:t>
       </w:r>
     </w:p>
     <w:p>
@@ -1809,6 +2149,22 @@
         <w:pStyle w:val="DefinitionTerm"/>
       </w:pPr>
       <w:r>
+        <w:t xml:space="preserve">Single-arm Trial</w:t>
+      </w:r>
+    </w:p>
+    <w:p>
+      <w:pPr>
+        <w:pStyle w:val="Definition"/>
+      </w:pPr>
+      <w:r>
+        <w:t xml:space="preserve">A trial in which every participant gets the treatment and there is no comparison group. It is often used for early tests of new treatments, but it cannot show how patients would have done without the treatment.</w:t>
+      </w:r>
+    </w:p>
+    <w:p>
+      <w:pPr>
+        <w:pStyle w:val="DefinitionTerm"/>
+      </w:pPr>
+      <w:r>
         <w:t xml:space="preserve">Statistical Significance</w:t>
       </w:r>
     </w:p>
@@ -1865,7 +2221,7 @@
         <w:pStyle w:val="Definition"/>
       </w:pPr>
       <w:r>
-        <w:t xml:space="preserve">In science, a theory is a well-tested explanation of how something works, supported by evidence from many studies; in everyday speech the word often just means a guess. The rubric’s Theory criterion asks something different: how well a study builds on existing research and whether it addresses a real gap in knowledge.</w:t>
+        <w:t xml:space="preserve">In science, a theory is a well-tested explanation of how something works, supported by evidence from many studies; in everyday speech the word often just means a guess. The rubric’s Theory criterion asks something different: how soundly a study builds on earlier research and whether it fills a real gap in knowledge, for example with a needed replication.</w:t>
       </w:r>
     </w:p>
     <w:p>
@@ -1881,7 +2237,7 @@
         <w:pStyle w:val="Definition"/>
       </w:pPr>
       <w:r>
-        <w:t xml:space="preserve">Any factor that can change or be measured in a study, such as age, temperature or test scores.</w:t>
+        <w:t xml:space="preserve">Any factor that can change or be measured in a study, such as age, temperature or test scores. A proxy variable stands in for another one: a postcode, for example, can hint at someone’s income.</w:t>
       </w:r>
     </w:p>
     <w:p>
@@ -1912,12 +2268,12 @@
         <w:pStyle w:val="FirstParagraph"/>
       </w:pPr>
       <w:r>
-        <w:t xml:space="preserve">Made from the studies, glossary and rubric of content version 2 of Unlock the Lab, the same files the app uses. CC BY 4.0, Pablo Bernabeu.</w:t>
+        <w:t xml:space="preserve">Made from the studies, glossary, rubric and rating guide of content version 3 of Unlock the Lab, the same files the app uses. CC BY 4.0, Pablo Bernabeu.</w:t>
       </w:r>
       <w:r>
         <w:t xml:space="preserve"> </w:t>
       </w:r>
-      <w:hyperlink r:id="rId16">
+      <w:hyperlink r:id="rId18">
         <w:r>
           <w:rPr>
             <w:rStyle w:val="Hyperlink"/>
@@ -1926,7 +2282,7 @@
         </w:r>
       </w:hyperlink>
     </w:p>
-    <w:bookmarkEnd w:id="17"/>
+    <w:bookmarkEnd w:id="19"/>
     <w:sectPr>
       <w:footerReference r:id="rIdHandoutFooter" w:type="default"/>
       <w:footnotePr>

--- a/materials/workshop/handouts/evaluation-guide.docx
+++ b/materials/workshop/handouts/evaluation-guide.docx
@@ -1260,7 +1260,7 @@
         <w:t xml:space="preserve">‘Brain-training app may boost memory’</w:t>
       </w:r>
       <w:r>
-        <w:t xml:space="preserve">, leaves out how small the test was (Medium). Readers need a university login to see the full paper (Medium). It appeared in a peer-reviewed journal that accepts most papers it receives (Medium). It builds on memory research but assumes that better scores in the app mean a better memory in daily life (Medium). Only 30 volunteers took part, with no comparison group and no shared data (Low). The authors say the app may help but do not mention that people improve at any test with practice (Medium). That is mostly Medium with one Low, so about 3 is a fair rating.</w:t>
+        <w:t xml:space="preserve">, leaves out how small the test was (Medium). Readers need a university login to see the full paper (Medium). It appeared in a peer-reviewed journal that accepts most papers it receives (Medium). It builds on memory research but assumes that better scores in the app mean a better memory in daily life (Medium). 30 volunteers took part, with no comparison group and no shared data (Low). The authors say the app may help but do not mention that people improve at any test with practice (Medium). That is mostly Medium with one Low, so about 3 is a fair rating.</w:t>
       </w:r>
     </w:p>
     <w:bookmarkEnd w:id="16"/>
